--- a/por/docx/08.content.docx
+++ b/por/docx/08.content.docx
@@ -17171,36 +17171,24 @@
         </w:rPr>
         <w:t xml:space="preserve">A pergunta retórica de Noemi em </w:t>
       </w:r>
-      <w:hyperlink r:id="rId13">
-        <w:r>
-          <w:rPr>
-            <w:lang w:val="pt_PT" w:bidi="pt_PT"/>
-          </w:rPr>
-          <w:rPr>
-            <w:color w:val="0000EE"/>
-            <w:u w:val="single"/>
-          </w:rPr>
-          <w:t>3.1</w:t>
-        </w:r>
-      </w:hyperlink>
+      <w:r>
+        <w:rPr>
+          <w:lang w:val="pt_PT" w:bidi="pt_PT"/>
+        </w:rPr>
+        <w:t>3.1</w:t>
+      </w:r>
       <w:r>
         <w:rPr>
           <w:lang w:val="pt_PT" w:bidi="pt_PT"/>
         </w:rPr>
         <w:t xml:space="preserve"> fornece a razão para o plano que ela está prestes a contar a Rute nos versículos </w:t>
       </w:r>
-      <w:hyperlink r:id="rId14">
-        <w:r>
-          <w:rPr>
-            <w:lang w:val="pt_PT" w:bidi="pt_PT"/>
-          </w:rPr>
-          <w:rPr>
-            <w:color w:val="0000EE"/>
-            <w:u w:val="single"/>
-          </w:rPr>
-          <w:t>3.2–4</w:t>
-        </w:r>
-      </w:hyperlink>
+      <w:r>
+        <w:rPr>
+          <w:lang w:val="pt_PT" w:bidi="pt_PT"/>
+        </w:rPr>
+        <w:t>3.2–4</w:t>
+      </w:r>
       <w:r>
         <w:rPr>
           <w:lang w:val="pt_PT" w:bidi="pt_PT"/>
@@ -17318,18 +17306,12 @@
         </w:rPr>
         <w:t xml:space="preserve">Noemi usa a forma de pergunta aqui para lembrar Rute de algo que ela já havia lhe dito (Veja </w:t>
       </w:r>
-      <w:hyperlink r:id="rId15">
-        <w:r>
-          <w:rPr>
-            <w:lang w:val="pt_PT" w:bidi="pt_PT"/>
-          </w:rPr>
-          <w:rPr>
-            <w:color w:val="0000EE"/>
-            <w:u w:val="single"/>
-          </w:rPr>
-          <w:t>2.20</w:t>
-        </w:r>
-      </w:hyperlink>
+      <w:r>
+        <w:rPr>
+          <w:lang w:val="pt_PT" w:bidi="pt_PT"/>
+        </w:rPr>
+        <w:t>2.20</w:t>
+      </w:r>
       <w:r>
         <w:rPr>
           <w:lang w:val="pt_PT" w:bidi="pt_PT"/>
@@ -18524,54 +18506,36 @@
         </w:rPr>
         <w:t xml:space="preserve">Esta declaração resume as ações que Rute fará em </w:t>
       </w:r>
-      <w:hyperlink r:id="rId16">
-        <w:r>
-          <w:rPr>
-            <w:lang w:val="pt_PT" w:bidi="pt_PT"/>
-          </w:rPr>
-          <w:rPr>
-            <w:color w:val="0000EE"/>
-            <w:u w:val="single"/>
-          </w:rPr>
-          <w:t>3.7</w:t>
-        </w:r>
-      </w:hyperlink>
+      <w:r>
+        <w:rPr>
+          <w:lang w:val="pt_PT" w:bidi="pt_PT"/>
+        </w:rPr>
+        <w:t>3.7</w:t>
+      </w:r>
       <w:r>
         <w:rPr>
           <w:lang w:val="pt_PT" w:bidi="pt_PT"/>
         </w:rPr>
         <w:t xml:space="preserve">. Se as pessoas entenderem erroneamente que Rute fez essas ações em </w:t>
       </w:r>
-      <w:hyperlink r:id="rId17">
-        <w:r>
-          <w:rPr>
-            <w:lang w:val="pt_PT" w:bidi="pt_PT"/>
-          </w:rPr>
-          <w:rPr>
-            <w:color w:val="0000EE"/>
-            <w:u w:val="single"/>
-          </w:rPr>
-          <w:t>3.6</w:t>
-        </w:r>
-      </w:hyperlink>
+      <w:r>
+        <w:rPr>
+          <w:lang w:val="pt_PT" w:bidi="pt_PT"/>
+        </w:rPr>
+        <w:t>3.6</w:t>
+      </w:r>
       <w:r>
         <w:rPr>
           <w:lang w:val="pt_PT" w:bidi="pt_PT"/>
         </w:rPr>
         <w:t xml:space="preserve"> e depois as repetiu em </w:t>
       </w:r>
-      <w:hyperlink r:id="rId16">
-        <w:r>
-          <w:rPr>
-            <w:lang w:val="pt_PT" w:bidi="pt_PT"/>
-          </w:rPr>
-          <w:rPr>
-            <w:color w:val="0000EE"/>
-            <w:u w:val="single"/>
-          </w:rPr>
-          <w:t>3.7</w:t>
-        </w:r>
-      </w:hyperlink>
+      <w:r>
+        <w:rPr>
+          <w:lang w:val="pt_PT" w:bidi="pt_PT"/>
+        </w:rPr>
+        <w:t>3.7</w:t>
+      </w:r>
       <w:r>
         <w:rPr>
           <w:lang w:val="pt_PT" w:bidi="pt_PT"/>
@@ -18591,18 +18555,12 @@
         </w:rPr>
         <w:t xml:space="preserve">. Ou, se isso torna a ordem dos eventos mais clara, você pode mover esta frase para o final de </w:t>
       </w:r>
-      <w:hyperlink r:id="rId16">
-        <w:r>
-          <w:rPr>
-            <w:lang w:val="pt_PT" w:bidi="pt_PT"/>
-          </w:rPr>
-          <w:rPr>
-            <w:color w:val="0000EE"/>
-            <w:u w:val="single"/>
-          </w:rPr>
-          <w:t>3.7</w:t>
-        </w:r>
-      </w:hyperlink>
+      <w:r>
+        <w:rPr>
+          <w:lang w:val="pt_PT" w:bidi="pt_PT"/>
+        </w:rPr>
+        <w:t>3.7</w:t>
+      </w:r>
       <w:r>
         <w:rPr>
           <w:lang w:val="pt_PT" w:bidi="pt_PT"/>
@@ -18933,18 +18891,12 @@
         </w:rPr>
         <w:t xml:space="preserve"> em </w:t>
       </w:r>
-      <w:hyperlink r:id="rId18">
-        <w:r>
-          <w:rPr>
-            <w:lang w:val="pt_PT" w:bidi="pt_PT"/>
-          </w:rPr>
-          <w:rPr>
-            <w:color w:val="0000EE"/>
-            <w:u w:val="single"/>
-          </w:rPr>
-          <w:t>3.4</w:t>
-        </w:r>
-      </w:hyperlink>
+      <w:r>
+        <w:rPr>
+          <w:lang w:val="pt_PT" w:bidi="pt_PT"/>
+        </w:rPr>
+        <w:t>3.4</w:t>
+      </w:r>
       <w:r>
         <w:rPr>
           <w:lang w:val="pt_PT" w:bidi="pt_PT"/>
@@ -19661,18 +19613,12 @@
         </w:rPr>
         <w:t xml:space="preserve">Veja como você traduziu este termo em </w:t>
       </w:r>
-      <w:hyperlink r:id="rId15">
-        <w:r>
-          <w:rPr>
-            <w:lang w:val="pt_PT" w:bidi="pt_PT"/>
-          </w:rPr>
-          <w:rPr>
-            <w:color w:val="0000EE"/>
-            <w:u w:val="single"/>
-          </w:rPr>
-          <w:t>2.20</w:t>
-        </w:r>
-      </w:hyperlink>
+      <w:r>
+        <w:rPr>
+          <w:lang w:val="pt_PT" w:bidi="pt_PT"/>
+        </w:rPr>
+        <w:t>2.20</w:t>
+      </w:r>
       <w:r>
         <w:rPr>
           <w:lang w:val="pt_PT" w:bidi="pt_PT"/>
@@ -19900,18 +19846,12 @@
         </w:rPr>
         <w:t xml:space="preserve"> em </w:t>
       </w:r>
-      <w:hyperlink r:id="rId19">
-        <w:r>
-          <w:rPr>
-            <w:lang w:val="pt_PT" w:bidi="pt_PT"/>
-          </w:rPr>
-          <w:rPr>
-            <w:color w:val="0000EE"/>
-            <w:u w:val="single"/>
-          </w:rPr>
-          <w:t>2.8</w:t>
-        </w:r>
-      </w:hyperlink>
+      <w:r>
+        <w:rPr>
+          <w:lang w:val="pt_PT" w:bidi="pt_PT"/>
+        </w:rPr>
+        <w:t>2.8</w:t>
+      </w:r>
       <w:r>
         <w:rPr>
           <w:lang w:val="pt_PT" w:bidi="pt_PT"/>
@@ -20366,18 +20306,12 @@
         </w:rPr>
         <w:t xml:space="preserve"> indica que o que foi mencionado anteriormente no versículo </w:t>
       </w:r>
-      <w:hyperlink r:id="rId20">
-        <w:r>
-          <w:rPr>
-            <w:lang w:val="pt_PT" w:bidi="pt_PT"/>
-          </w:rPr>
-          <w:rPr>
-            <w:color w:val="0000EE"/>
-            <w:u w:val="single"/>
-          </w:rPr>
-          <w:t>3.10</w:t>
-        </w:r>
-      </w:hyperlink>
+      <w:r>
+        <w:rPr>
+          <w:lang w:val="pt_PT" w:bidi="pt_PT"/>
+        </w:rPr>
+        <w:t>3.10</w:t>
+      </w:r>
       <w:r>
         <w:rPr>
           <w:lang w:val="pt_PT" w:bidi="pt_PT"/>
@@ -20481,36 +20415,24 @@
         </w:rPr>
         <w:t xml:space="preserve">Veja como você traduziu isso em </w:t>
       </w:r>
-      <w:hyperlink r:id="rId19">
-        <w:r>
-          <w:rPr>
-            <w:lang w:val="pt_PT" w:bidi="pt_PT"/>
-          </w:rPr>
-          <w:rPr>
-            <w:color w:val="0000EE"/>
-            <w:u w:val="single"/>
-          </w:rPr>
-          <w:t>2.8</w:t>
-        </w:r>
-      </w:hyperlink>
+      <w:r>
+        <w:rPr>
+          <w:lang w:val="pt_PT" w:bidi="pt_PT"/>
+        </w:rPr>
+        <w:t>2.8</w:t>
+      </w:r>
       <w:r>
         <w:rPr>
           <w:lang w:val="pt_PT" w:bidi="pt_PT"/>
         </w:rPr>
         <w:t xml:space="preserve"> e </w:t>
       </w:r>
-      <w:hyperlink r:id="rId20">
-        <w:r>
-          <w:rPr>
-            <w:lang w:val="pt_PT" w:bidi="pt_PT"/>
-          </w:rPr>
-          <w:rPr>
-            <w:color w:val="0000EE"/>
-            <w:u w:val="single"/>
-          </w:rPr>
-          <w:t>3.10</w:t>
-        </w:r>
-      </w:hyperlink>
+      <w:r>
+        <w:rPr>
+          <w:lang w:val="pt_PT" w:bidi="pt_PT"/>
+        </w:rPr>
+        <w:t>3.10</w:t>
+      </w:r>
       <w:r>
         <w:rPr>
           <w:lang w:val="pt_PT" w:bidi="pt_PT"/>
@@ -20847,18 +20769,12 @@
         </w:rPr>
         <w:t xml:space="preserve"> indica que o que segue é algo importante para o qual Rute deve prestar atenção, assim como o que Boaz introduziu dizendo "Agora" em </w:t>
       </w:r>
-      <w:hyperlink r:id="rId21">
-        <w:r>
-          <w:rPr>
-            <w:lang w:val="pt_PT" w:bidi="pt_PT"/>
-          </w:rPr>
-          <w:rPr>
-            <w:color w:val="0000EE"/>
-            <w:u w:val="single"/>
-          </w:rPr>
-          <w:t>3.11</w:t>
-        </w:r>
-      </w:hyperlink>
+      <w:r>
+        <w:rPr>
+          <w:lang w:val="pt_PT" w:bidi="pt_PT"/>
+        </w:rPr>
+        <w:t>3.11</w:t>
+      </w:r>
       <w:r>
         <w:rPr>
           <w:lang w:val="pt_PT" w:bidi="pt_PT"/>
@@ -20988,36 +20904,24 @@
         </w:rPr>
         <w:t xml:space="preserve"> indica um contraste entre a disposição de Boaz em se casar com Rute </w:t>
       </w:r>
-      <w:hyperlink r:id="rId21">
-        <w:r>
-          <w:rPr>
-            <w:lang w:val="pt_PT" w:bidi="pt_PT"/>
-          </w:rPr>
-          <w:rPr>
-            <w:color w:val="0000EE"/>
-            <w:u w:val="single"/>
-          </w:rPr>
-          <w:t>3.11</w:t>
-        </w:r>
-      </w:hyperlink>
+      <w:r>
+        <w:rPr>
+          <w:lang w:val="pt_PT" w:bidi="pt_PT"/>
+        </w:rPr>
+        <w:t>3.11</w:t>
+      </w:r>
       <w:r>
         <w:rPr>
           <w:lang w:val="pt_PT" w:bidi="pt_PT"/>
         </w:rPr>
         <w:t xml:space="preserve"> e a possibilidade de outro homem se casar com ela em vez disso </w:t>
       </w:r>
-      <w:hyperlink r:id="rId22">
-        <w:r>
-          <w:rPr>
-            <w:lang w:val="pt_PT" w:bidi="pt_PT"/>
-          </w:rPr>
-          <w:rPr>
-            <w:color w:val="0000EE"/>
-            <w:u w:val="single"/>
-          </w:rPr>
-          <w:t>3.12</w:t>
-        </w:r>
-      </w:hyperlink>
+      <w:r>
+        <w:rPr>
+          <w:lang w:val="pt_PT" w:bidi="pt_PT"/>
+        </w:rPr>
+        <w:t>3.12</w:t>
+      </w:r>
       <w:r>
         <w:rPr>
           <w:lang w:val="pt_PT" w:bidi="pt_PT"/>
@@ -21148,18 +21052,12 @@
         </w:rPr>
         <w:t xml:space="preserve"> (como faz o texto original) em </w:t>
       </w:r>
-      <w:hyperlink r:id="rId15">
-        <w:r>
-          <w:rPr>
-            <w:lang w:val="pt_PT" w:bidi="pt_PT"/>
-          </w:rPr>
-          <w:rPr>
-            <w:color w:val="0000EE"/>
-            <w:u w:val="single"/>
-          </w:rPr>
-          <w:t>2.20</w:t>
-        </w:r>
-      </w:hyperlink>
+      <w:r>
+        <w:rPr>
+          <w:lang w:val="pt_PT" w:bidi="pt_PT"/>
+        </w:rPr>
+        <w:t>2.20</w:t>
+      </w:r>
       <w:r>
         <w:rPr>
           <w:lang w:val="pt_PT" w:bidi="pt_PT"/>
@@ -22895,18 +22793,12 @@
         </w:rPr>
         <w:t xml:space="preserve">Veja como você traduziu isso em </w:t>
       </w:r>
-      <w:hyperlink r:id="rId23">
-        <w:r>
-          <w:rPr>
-            <w:lang w:val="pt_PT" w:bidi="pt_PT"/>
-          </w:rPr>
-          <w:rPr>
-            <w:color w:val="0000EE"/>
-            <w:u w:val="single"/>
-          </w:rPr>
-          <w:t>3.15</w:t>
-        </w:r>
-      </w:hyperlink>
+      <w:r>
+        <w:rPr>
+          <w:lang w:val="pt_PT" w:bidi="pt_PT"/>
+        </w:rPr>
+        <w:t>3.15</w:t>
+      </w:r>
       <w:r>
         <w:rPr>
           <w:lang w:val="pt_PT" w:bidi="pt_PT"/>
@@ -24376,18 +24268,12 @@
         </w:rPr>
         <w:t xml:space="preserve"> em </w:t>
       </w:r>
-      <w:hyperlink r:id="rId15">
-        <w:r>
-          <w:rPr>
-            <w:lang w:val="pt_PT" w:bidi="pt_PT"/>
-          </w:rPr>
-          <w:rPr>
-            <w:color w:val="0000EE"/>
-            <w:u w:val="single"/>
-          </w:rPr>
-          <w:t>2.20</w:t>
-        </w:r>
-      </w:hyperlink>
+      <w:r>
+        <w:rPr>
+          <w:lang w:val="pt_PT" w:bidi="pt_PT"/>
+        </w:rPr>
+        <w:t>2.20</w:t>
+      </w:r>
       <w:r>
         <w:rPr>
           <w:lang w:val="pt_PT" w:bidi="pt_PT"/>
@@ -27686,18 +27572,12 @@
         </w:rPr>
         <w:t xml:space="preserve">Veja como você traduziu esta frase em </w:t>
       </w:r>
-      <w:hyperlink r:id="rId24">
-        <w:r>
-          <w:rPr>
-            <w:lang w:val="pt_PT" w:bidi="pt_PT"/>
-          </w:rPr>
-          <w:rPr>
-            <w:color w:val="0000EE"/>
-            <w:u w:val="single"/>
-          </w:rPr>
-          <w:t>4.5</w:t>
-        </w:r>
-      </w:hyperlink>
+      <w:r>
+        <w:rPr>
+          <w:lang w:val="pt_PT" w:bidi="pt_PT"/>
+        </w:rPr>
+        <w:t>4.5</w:t>
+      </w:r>
       <w:r>
         <w:rPr>
           <w:lang w:val="pt_PT" w:bidi="pt_PT"/>
@@ -27807,18 +27687,12 @@
         </w:rPr>
         <w:t xml:space="preserve"> como um substantivo para significar aquele que faleceu. Seu idioma pode usar adjetivos da mesma forma. Se não, você pode traduzir esta palavra com uma frase equivalente. Veja como você traduziu isso em </w:t>
       </w:r>
-      <w:hyperlink r:id="rId24">
-        <w:r>
-          <w:rPr>
-            <w:lang w:val="pt_PT" w:bidi="pt_PT"/>
-          </w:rPr>
-          <w:rPr>
-            <w:color w:val="0000EE"/>
-            <w:u w:val="single"/>
-          </w:rPr>
-          <w:t>4.5</w:t>
-        </w:r>
-      </w:hyperlink>
+      <w:r>
+        <w:rPr>
+          <w:lang w:val="pt_PT" w:bidi="pt_PT"/>
+        </w:rPr>
+        <w:t>4.5</w:t>
+      </w:r>
       <w:r>
         <w:rPr>
           <w:lang w:val="pt_PT" w:bidi="pt_PT"/>
@@ -29475,36 +29349,24 @@
         </w:rPr>
         <w:t xml:space="preserve"> indica que Boaz cumpriu o que prometeu no versículo </w:t>
       </w:r>
-      <w:hyperlink r:id="rId25">
-        <w:r>
-          <w:rPr>
-            <w:lang w:val="pt_PT" w:bidi="pt_PT"/>
-          </w:rPr>
-          <w:rPr>
-            <w:color w:val="0000EE"/>
-            <w:u w:val="single"/>
-          </w:rPr>
-          <w:t>4.10</w:t>
-        </w:r>
-      </w:hyperlink>
+      <w:r>
+        <w:rPr>
+          <w:lang w:val="pt_PT" w:bidi="pt_PT"/>
+        </w:rPr>
+        <w:t>4.10</w:t>
+      </w:r>
       <w:r>
         <w:rPr>
           <w:lang w:val="pt_PT" w:bidi="pt_PT"/>
         </w:rPr>
         <w:t xml:space="preserve">. Use um conectivo em seu idioma que deixe claro que o que se segue é uma razão para o que foi mencionado antes. Esta frase não implica qualquer forma de violência. Juntamente com a frase seguinte, significa simplesmente que Boaz se casou com Rute. Use uma palavra de conexão que indique que esta ação de Boaz é um resultado do acordo no versículo </w:t>
       </w:r>
-      <w:hyperlink r:id="rId25">
-        <w:r>
-          <w:rPr>
-            <w:lang w:val="pt_PT" w:bidi="pt_PT"/>
-          </w:rPr>
-          <w:rPr>
-            <w:color w:val="0000EE"/>
-            <w:u w:val="single"/>
-          </w:rPr>
-          <w:t>4.10</w:t>
-        </w:r>
-      </w:hyperlink>
+      <w:r>
+        <w:rPr>
+          <w:lang w:val="pt_PT" w:bidi="pt_PT"/>
+        </w:rPr>
+        <w:t>4.10</w:t>
+      </w:r>
       <w:r>
         <w:rPr>
           <w:lang w:val="pt_PT" w:bidi="pt_PT"/>
@@ -29731,18 +29593,12 @@
         </w:rPr>
         <w:t xml:space="preserve"> da cidade, conforme mencionado em </w:t>
       </w:r>
-      <w:hyperlink r:id="rId26">
-        <w:r>
-          <w:rPr>
-            <w:lang w:val="pt_PT" w:bidi="pt_PT"/>
-          </w:rPr>
-          <w:rPr>
-            <w:color w:val="0000EE"/>
-            <w:u w:val="single"/>
-          </w:rPr>
-          <w:t>1.19</w:t>
-        </w:r>
-      </w:hyperlink>
+      <w:r>
+        <w:rPr>
+          <w:lang w:val="pt_PT" w:bidi="pt_PT"/>
+        </w:rPr>
+        <w:t>1.19</w:t>
+      </w:r>
       <w:r>
         <w:rPr>
           <w:lang w:val="pt_PT" w:bidi="pt_PT"/>
@@ -31469,36 +31325,24 @@
         </w:rPr>
         <w:t xml:space="preserve">Como foi mencionado anteriormente que Peres era filho de Judá, o escritor continua listando a linhagem familiar que veio de Peres. Em outras traduções, Peres também é chamado de Perez. O versículo </w:t>
       </w:r>
-      <w:hyperlink r:id="rId27">
-        <w:r>
-          <w:rPr>
-            <w:lang w:val="pt_PT" w:bidi="pt_PT"/>
-          </w:rPr>
-          <w:rPr>
-            <w:color w:val="0000EE"/>
-            <w:u w:val="single"/>
-          </w:rPr>
-          <w:t>4.17</w:t>
-        </w:r>
-      </w:hyperlink>
+      <w:r>
+        <w:rPr>
+          <w:lang w:val="pt_PT" w:bidi="pt_PT"/>
+        </w:rPr>
+        <w:t>4.17</w:t>
+      </w:r>
       <w:r>
         <w:rPr>
           <w:lang w:val="pt_PT" w:bidi="pt_PT"/>
         </w:rPr>
         <w:t xml:space="preserve"> foi o fim da história sobre Noemi e Rute, e o versículo </w:t>
       </w:r>
-      <w:hyperlink r:id="rId28">
-        <w:r>
-          <w:rPr>
-            <w:lang w:val="pt_PT" w:bidi="pt_PT"/>
-          </w:rPr>
-          <w:rPr>
-            <w:color w:val="0000EE"/>
-            <w:u w:val="single"/>
-          </w:rPr>
-          <w:t>4.18</w:t>
-        </w:r>
-      </w:hyperlink>
+      <w:r>
+        <w:rPr>
+          <w:lang w:val="pt_PT" w:bidi="pt_PT"/>
+        </w:rPr>
+        <w:t>4.18</w:t>
+      </w:r>
       <w:r>
         <w:rPr>
           <w:lang w:val="pt_PT" w:bidi="pt_PT"/>
@@ -32037,18 +31881,12 @@
         </w:rPr>
         <w:t xml:space="preserve"> em </w:t>
       </w:r>
-      <w:hyperlink r:id="rId27">
-        <w:r>
-          <w:rPr>
-            <w:lang w:val="pt_PT" w:bidi="pt_PT"/>
-          </w:rPr>
-          <w:rPr>
-            <w:color w:val="0000EE"/>
-            <w:u w:val="single"/>
-          </w:rPr>
-          <w:t>4.17</w:t>
-        </w:r>
-      </w:hyperlink>
+      <w:r>
+        <w:rPr>
+          <w:lang w:val="pt_PT" w:bidi="pt_PT"/>
+        </w:rPr>
+        <w:t>4.17</w:t>
+      </w:r>
       <w:r>
         <w:rPr>
           <w:lang w:val="pt_PT" w:bidi="pt_PT"/>

--- a/por/docx/08.content.docx
+++ b/por/docx/08.content.docx
@@ -10048,7 +10048,19 @@
         <w:rPr>
           <w:lang w:val="pt_PT" w:bidi="pt_PT"/>
         </w:rPr>
-        <w:t xml:space="preserve"> era uma casa temporária ou cabana de jardim no campo que fornecia sombra do sol, onde os trabalhadores podiam descansar. Tradução alternativa: "na cabana" ou "no galpão". Veja: Traduzir desconhecidos.</w:t>
+        <w:t xml:space="preserve"> era uma casa temporária ou cabana de jardim no campo que fornecia sombra do sol, onde os trabalhadores podiam descansar. Tradução alternativa: "na cabana" ou "no galpão". Veja: </w:t>
+      </w:r>
+      <w:r>
+        <w:rPr>
+          <w:lang w:val="pt_PT" w:bidi="pt_PT"/>
+        </w:rPr>
+        <w:t>Traduzir desconhecidos</w:t>
+      </w:r>
+      <w:r>
+        <w:rPr>
+          <w:lang w:val="pt_PT" w:bidi="pt_PT"/>
+        </w:rPr>
+        <w:t>.</w:t>
       </w:r>
       <w:r>
         <w:rPr>
